--- a/Module 2 Applied Analysis Solution.docx
+++ b/Module 2 Applied Analysis Solution.docx
@@ -45,7 +45,7 @@
           <w:noProof/>
         </w:rPr>
         <w:drawing>
-          <wp:inline distT="0" distB="0" distL="0" distR="0" wp14:anchorId="626CB58C" wp14:editId="426C9D19">
+          <wp:inline distT="0" distB="0" distL="0" distR="0" wp14:anchorId="626CB58C" wp14:editId="52D6FB26">
             <wp:extent cx="4271963" cy="2090738"/>
             <wp:effectExtent l="0" t="0" r="14605" b="5080"/>
             <wp:docPr id="1123414611" name="Chart 1">
@@ -1250,7 +1250,7 @@
           <a:lstStyle/>
           <a:p>
             <a:pPr>
-              <a:defRPr sz="1200" b="0" i="0" u="none" strike="noStrike" kern="1200" spc="0" baseline="0">
+              <a:defRPr sz="1200" b="1" i="0" u="none" strike="noStrike" kern="1200" spc="0" baseline="0">
                 <a:solidFill>
                   <a:schemeClr val="tx1">
                     <a:lumMod val="65000"/>
@@ -1263,12 +1263,20 @@
               </a:defRPr>
             </a:pPr>
             <a:r>
-              <a:rPr lang="en-US" sz="1200"/>
+              <a:rPr lang="en-US" sz="1200" b="1"/>
               <a:t>Average Performance Scores by Department</a:t>
             </a:r>
           </a:p>
         </c:rich>
       </c:tx>
+      <c:layout>
+        <c:manualLayout>
+          <c:xMode val="edge"/>
+          <c:yMode val="edge"/>
+          <c:x val="0.12190432491464059"/>
+          <c:y val="3.6452004860267312E-2"/>
+        </c:manualLayout>
+      </c:layout>
       <c:overlay val="0"/>
       <c:spPr>
         <a:noFill/>
@@ -1282,7 +1290,7 @@
         <a:lstStyle/>
         <a:p>
           <a:pPr>
-            <a:defRPr sz="1200" b="0" i="0" u="none" strike="noStrike" kern="1200" spc="0" baseline="0">
+            <a:defRPr sz="1200" b="1" i="0" u="none" strike="noStrike" kern="1200" spc="0" baseline="0">
               <a:solidFill>
                 <a:schemeClr val="tx1">
                   <a:lumMod val="65000"/>
@@ -2750,12 +2758,12 @@
 <c:userShapes xmlns:c="http://schemas.openxmlformats.org/drawingml/2006/chart">
   <cdr:relSizeAnchor xmlns:cdr="http://schemas.openxmlformats.org/drawingml/2006/chartDrawing">
     <cdr:from>
-      <cdr:x>0.03854</cdr:x>
-      <cdr:y>0.11632</cdr:y>
+      <cdr:x>0.02293</cdr:x>
+      <cdr:y>0.12771</cdr:y>
     </cdr:from>
     <cdr:to>
-      <cdr:x>1</cdr:x>
-      <cdr:y>0.21875</cdr:y>
+      <cdr:x>0.98439</cdr:x>
+      <cdr:y>0.23014</cdr:y>
     </cdr:to>
     <cdr:sp macro="" textlink="">
       <cdr:nvSpPr>
@@ -2770,8 +2778,8 @@
       </cdr:nvSpPr>
       <cdr:spPr>
         <a:xfrm xmlns:a="http://schemas.openxmlformats.org/drawingml/2006/main">
-          <a:off x="176205" y="319092"/>
-          <a:ext cx="4395795" cy="280986"/>
+          <a:off x="97954" y="266970"/>
+          <a:ext cx="4107016" cy="214121"/>
         </a:xfrm>
         <a:prstGeom xmlns:a="http://schemas.openxmlformats.org/drawingml/2006/main" prst="rect">
           <a:avLst/>
@@ -2781,7 +2789,7 @@
         <a:bodyPr xmlns:a="http://schemas.openxmlformats.org/drawingml/2006/main" vertOverflow="clip" wrap="square" rtlCol="0"/>
         <a:lstStyle xmlns:a="http://schemas.openxmlformats.org/drawingml/2006/main"/>
         <a:p xmlns:a="http://schemas.openxmlformats.org/drawingml/2006/main">
-          <a:pPr marL="0" marR="0" lvl="0" indent="0" defTabSz="914400" eaLnBrk="1" fontAlgn="auto" latinLnBrk="0" hangingPunct="1">
+          <a:pPr marL="0" marR="0" lvl="0" indent="0" algn="ctr" defTabSz="914400" eaLnBrk="1" fontAlgn="auto" latinLnBrk="0" hangingPunct="1">
             <a:lnSpc>
               <a:spcPct val="100000"/>
             </a:lnSpc>
@@ -2799,14 +2807,15 @@
             <a:defRPr/>
           </a:pPr>
           <a:r>
-            <a:rPr lang="en-US" sz="1000">
-              <a:effectLst/>
-              <a:latin typeface="+mn-lt"/>
-              <a:ea typeface="+mn-ea"/>
-              <a:cs typeface="+mn-cs"/>
-            </a:rPr>
-            <a:t>Operations Requires Attention: Lowest Department Performance Score</a:t>
+            <a:rPr lang="en-US" sz="900"/>
+            <a:t>Operations Has the Lowest Average Performance Score</a:t>
           </a:r>
+          <a:endParaRPr lang="en-US" sz="900">
+            <a:effectLst/>
+            <a:latin typeface="+mn-lt"/>
+            <a:ea typeface="+mn-ea"/>
+            <a:cs typeface="+mn-cs"/>
+          </a:endParaRPr>
         </a:p>
       </cdr:txBody>
     </cdr:sp>
